--- a/backend-google-docs/15-observability-performance.docx
+++ b/backend-google-docs/15-observability-performance.docx
@@ -2637,7 +2637,7 @@
       </w:pPr>
       <w:r>
         <w:rPr/>
-        <w:t>🎯 From Your Resume</w:t>
+        <w:t>🟢 More Basics</w:t>
       </w:r>
     </w:p>
     <w:p>
@@ -2657,7 +2657,7 @@
           <w:color w:val="1F3A5F"/>
           <w:sz w:val="24"/>
         </w:rPr>
-        <w:t>Q17. "Which Grafana dashboards and alerts did you set up?"</w:t>
+        <w:t>Q17. What are log levels, and how do you use them?</w:t>
       </w:r>
       <w:r>
         <w:rPr>
@@ -2678,7 +2678,67 @@
       </w:r>
       <w:r>
         <w:rPr/>
-        <w:t xml:space="preserve"> Name real ones: for LiveKit, CPU, bandwidth and participants per node, packet loss and room counts; for the pipeline, queue age, job failure rate and per-stage latency. [Use your real ones.]</w:t>
+        <w:t xml:space="preserve"> </w:t>
+      </w:r>
+      <w:r>
+        <w:rPr>
+          <w:rFonts w:ascii="Courier New" w:hAnsi="Courier New"/>
+          <w:color w:val="B42318"/>
+          <w:sz w:val="20"/>
+        </w:rPr>
+        <w:t>debug</w:t>
+      </w:r>
+      <w:r>
+        <w:rPr/>
+        <w:t xml:space="preserve"> for development detail, </w:t>
+      </w:r>
+      <w:r>
+        <w:rPr>
+          <w:rFonts w:ascii="Courier New" w:hAnsi="Courier New"/>
+          <w:color w:val="B42318"/>
+          <w:sz w:val="20"/>
+        </w:rPr>
+        <w:t>info</w:t>
+      </w:r>
+      <w:r>
+        <w:rPr/>
+        <w:t xml:space="preserve"> for normal business events, </w:t>
+      </w:r>
+      <w:r>
+        <w:rPr>
+          <w:rFonts w:ascii="Courier New" w:hAnsi="Courier New"/>
+          <w:color w:val="B42318"/>
+          <w:sz w:val="20"/>
+        </w:rPr>
+        <w:t>warn</w:t>
+      </w:r>
+      <w:r>
+        <w:rPr/>
+        <w:t xml:space="preserve"> for unexpected but handled situations, </w:t>
+      </w:r>
+      <w:r>
+        <w:rPr>
+          <w:rFonts w:ascii="Courier New" w:hAnsi="Courier New"/>
+          <w:color w:val="B42318"/>
+          <w:sz w:val="20"/>
+        </w:rPr>
+        <w:t>error</w:t>
+      </w:r>
+      <w:r>
+        <w:rPr/>
+        <w:t xml:space="preserve"> for failures needing attention, </w:t>
+      </w:r>
+      <w:r>
+        <w:rPr>
+          <w:rFonts w:ascii="Courier New" w:hAnsi="Courier New"/>
+          <w:color w:val="B42318"/>
+          <w:sz w:val="20"/>
+        </w:rPr>
+        <w:t>fatal</w:t>
+      </w:r>
+      <w:r>
+        <w:rPr/>
+        <w:t xml:space="preserve"> for crashes.</w:t>
       </w:r>
     </w:p>
     <w:p>
@@ -2693,7 +2753,19 @@
       </w:r>
       <w:r>
         <w:rPr/>
-        <w:t xml:space="preserve"> Explain what each alert triggers and what someone does when it fires.</w:t>
+        <w:t xml:space="preserve"> Production usually runs at </w:t>
+      </w:r>
+      <w:r>
+        <w:rPr>
+          <w:rFonts w:ascii="Courier New" w:hAnsi="Courier New"/>
+          <w:color w:val="B42318"/>
+          <w:sz w:val="20"/>
+        </w:rPr>
+        <w:t>info</w:t>
+      </w:r>
+      <w:r>
+        <w:rPr/>
+        <w:t>; too much logging costs money and hides signal.</w:t>
       </w:r>
     </w:p>
     <w:p>
@@ -2708,7 +2780,31 @@
       </w:r>
       <w:r>
         <w:rPr/>
-        <w:t xml:space="preserve"> "Alert: LiveKit node CPU above 80% for 5 minutes → scale out; queue age above 10 minutes → page."</w:t>
+        <w:t xml:space="preserve"> </w:t>
+      </w:r>
+      <w:r>
+        <w:rPr>
+          <w:rFonts w:ascii="Courier New" w:hAnsi="Courier New"/>
+          <w:color w:val="B42318"/>
+          <w:sz w:val="20"/>
+        </w:rPr>
+        <w:t>warn</w:t>
+      </w:r>
+      <w:r>
+        <w:rPr/>
+        <w:t xml:space="preserve"> for a retried LLM call; </w:t>
+      </w:r>
+      <w:r>
+        <w:rPr>
+          <w:rFonts w:ascii="Courier New" w:hAnsi="Courier New"/>
+          <w:color w:val="B42318"/>
+          <w:sz w:val="20"/>
+        </w:rPr>
+        <w:t>error</w:t>
+      </w:r>
+      <w:r>
+        <w:rPr/>
+        <w:t xml:space="preserve"> when it finally fails to human review.</w:t>
       </w:r>
     </w:p>
     <w:p>
@@ -2723,7 +2819,7 @@
       </w:r>
       <w:r>
         <w:rPr/>
-        <w:t xml:space="preserve"> "Each dashboard answered one question, like 'are calls healthy?' or 'is scoring keeping up?', and every alert had a runbook step attached."</w:t>
+        <w:t xml:space="preserve"> "Levels are a contract: errors mean someone should look, info tells the story, debug stays off in production."</w:t>
       </w:r>
     </w:p>
     <w:p>
@@ -2750,7 +2846,2164 @@
           <w:color w:val="1F3A5F"/>
           <w:sz w:val="24"/>
         </w:rPr>
-        <w:t>Q18. "How did you measure the 45-second average latency of the scoring pipeline?"</w:t>
+        <w:t>Q18. What is a correlation ID?</w:t>
+      </w:r>
+      <w:r>
+        <w:rPr>
+          <w:color w:val="1F3A5F"/>
+          <w:sz w:val="24"/>
+        </w:rPr>
+      </w:r>
+    </w:p>
+    <w:p>
+      <w:r>
+        <w:rPr/>
+      </w:r>
+      <w:r>
+        <w:rPr>
+          <w:b/>
+        </w:rPr>
+        <w:t>Short answer:</w:t>
+      </w:r>
+      <w:r>
+        <w:rPr/>
+        <w:t xml:space="preserve"> An ID attached to a request and propagated to every log, downstream call and queued job, so you can follow one action end to end.</w:t>
+      </w:r>
+    </w:p>
+    <w:p>
+      <w:r>
+        <w:rPr/>
+      </w:r>
+      <w:r>
+        <w:rPr>
+          <w:b/>
+        </w:rPr>
+        <w:t>Explanation:</w:t>
+      </w:r>
+      <w:r>
+        <w:rPr/>
+        <w:t xml:space="preserve"> Often the trace ID from OpenTelemetry.</w:t>
+      </w:r>
+    </w:p>
+    <w:p>
+      <w:r>
+        <w:rPr/>
+      </w:r>
+      <w:r>
+        <w:rPr>
+          <w:b/>
+        </w:rPr>
+        <w:t>Example:</w:t>
+      </w:r>
+      <w:r>
+        <w:rPr/>
+        <w:t xml:space="preserve"> </w:t>
+      </w:r>
+      <w:r>
+        <w:rPr>
+          <w:rFonts w:ascii="Courier New" w:hAnsi="Courier New"/>
+          <w:color w:val="B42318"/>
+          <w:sz w:val="20"/>
+        </w:rPr>
+        <w:t>x-request-id</w:t>
+      </w:r>
+      <w:r>
+        <w:rPr/>
+        <w:t xml:space="preserve"> copied into job metadata so worker logs link back to the webhook request.</w:t>
+      </w:r>
+    </w:p>
+    <w:p>
+      <w:r>
+        <w:rPr/>
+      </w:r>
+      <w:r>
+        <w:rPr>
+          <w:b/>
+        </w:rPr>
+        <w:t>Say it like this:</w:t>
+      </w:r>
+      <w:r>
+        <w:rPr/>
+        <w:t xml:space="preserve"> "One ID links the request, its jobs and its logs, which turns debugging into a search."</w:t>
+      </w:r>
+    </w:p>
+    <w:p>
+      <w:pPr>
+        <w:pBdr>
+          <w:bottom w:val="single" w:sz="6" w:space="1" w:color="BFC7D5"/>
+        </w:pBdr>
+      </w:pPr>
+    </w:p>
+    <w:p>
+      <w:pPr>
+        <w:keepNext/>
+        <w:spacing w:before="200"/>
+      </w:pPr>
+      <w:r>
+        <w:rPr>
+          <w:color w:val="1F3A5F"/>
+          <w:sz w:val="24"/>
+        </w:rPr>
+      </w:r>
+      <w:r>
+        <w:rPr>
+          <w:b/>
+          <w:color w:val="1F3A5F"/>
+          <w:sz w:val="24"/>
+        </w:rPr>
+        <w:t>Q19. What are counters, gauges and histograms?</w:t>
+      </w:r>
+      <w:r>
+        <w:rPr>
+          <w:color w:val="1F3A5F"/>
+          <w:sz w:val="24"/>
+        </w:rPr>
+      </w:r>
+    </w:p>
+    <w:p>
+      <w:r>
+        <w:rPr/>
+      </w:r>
+      <w:r>
+        <w:rPr>
+          <w:b/>
+        </w:rPr>
+        <w:t>Short answer:</w:t>
+      </w:r>
+      <w:r>
+        <w:rPr/>
+        <w:t xml:space="preserve"> Counters only go up (requests total), gauges go up and down (queue depth), histograms record distributions (latency buckets) for percentiles.</w:t>
+      </w:r>
+    </w:p>
+    <w:p>
+      <w:r>
+        <w:rPr/>
+      </w:r>
+      <w:r>
+        <w:rPr>
+          <w:b/>
+        </w:rPr>
+        <w:t>Explanation:</w:t>
+      </w:r>
+      <w:r>
+        <w:rPr/>
+        <w:t xml:space="preserve"> Compute rates from counters with </w:t>
+      </w:r>
+      <w:r>
+        <w:rPr>
+          <w:rFonts w:ascii="Courier New" w:hAnsi="Courier New"/>
+          <w:color w:val="B42318"/>
+          <w:sz w:val="20"/>
+        </w:rPr>
+        <w:t>rate()</w:t>
+      </w:r>
+      <w:r>
+        <w:rPr/>
+        <w:t xml:space="preserve"> in PromQL.</w:t>
+      </w:r>
+    </w:p>
+    <w:p>
+      <w:r>
+        <w:rPr/>
+      </w:r>
+      <w:r>
+        <w:rPr>
+          <w:b/>
+        </w:rPr>
+        <w:t>Example:</w:t>
+      </w:r>
+      <w:r>
+        <w:rPr/>
+        <w:t xml:space="preserve"> </w:t>
+      </w:r>
+      <w:r>
+        <w:rPr>
+          <w:rFonts w:ascii="Courier New" w:hAnsi="Courier New"/>
+          <w:color w:val="B42318"/>
+          <w:sz w:val="20"/>
+        </w:rPr>
+        <w:t>rate(http_requests_total{status=~"5.."}[5m])</w:t>
+      </w:r>
+      <w:r>
+        <w:rPr/>
+        <w:t xml:space="preserve"> for error rate.</w:t>
+      </w:r>
+    </w:p>
+    <w:p>
+      <w:r>
+        <w:rPr/>
+      </w:r>
+      <w:r>
+        <w:rPr>
+          <w:b/>
+        </w:rPr>
+        <w:t>Say it like this:</w:t>
+      </w:r>
+      <w:r>
+        <w:rPr/>
+        <w:t xml:space="preserve"> "Counters for things that happen, gauges for current levels, histograms for latency."</w:t>
+      </w:r>
+    </w:p>
+    <w:p>
+      <w:pPr>
+        <w:pBdr>
+          <w:bottom w:val="single" w:sz="6" w:space="1" w:color="BFC7D5"/>
+        </w:pBdr>
+      </w:pPr>
+    </w:p>
+    <w:p>
+      <w:pPr>
+        <w:keepNext/>
+        <w:spacing w:before="200"/>
+      </w:pPr>
+      <w:r>
+        <w:rPr>
+          <w:color w:val="1F3A5F"/>
+          <w:sz w:val="24"/>
+        </w:rPr>
+      </w:r>
+      <w:r>
+        <w:rPr>
+          <w:b/>
+          <w:color w:val="1F3A5F"/>
+          <w:sz w:val="24"/>
+        </w:rPr>
+        <w:t>Q20. What is a dashboard for, and what makes a good one?</w:t>
+      </w:r>
+      <w:r>
+        <w:rPr>
+          <w:color w:val="1F3A5F"/>
+          <w:sz w:val="24"/>
+        </w:rPr>
+      </w:r>
+    </w:p>
+    <w:p>
+      <w:r>
+        <w:rPr/>
+      </w:r>
+      <w:r>
+        <w:rPr>
+          <w:b/>
+        </w:rPr>
+        <w:t>Short answer:</w:t>
+      </w:r>
+      <w:r>
+        <w:rPr/>
+        <w:t xml:space="preserve"> Answering one question at a glance, like "is the API healthy?"; good dashboards show RED metrics, recent deploys and links to logs and traces.</w:t>
+      </w:r>
+    </w:p>
+    <w:p>
+      <w:r>
+        <w:rPr/>
+      </w:r>
+      <w:r>
+        <w:rPr>
+          <w:b/>
+        </w:rPr>
+        <w:t>Explanation:</w:t>
+      </w:r>
+      <w:r>
+        <w:rPr/>
+        <w:t xml:space="preserve"> Avoid walls of unrelated graphs.</w:t>
+      </w:r>
+    </w:p>
+    <w:p>
+      <w:r>
+        <w:rPr/>
+      </w:r>
+      <w:r>
+        <w:rPr>
+          <w:b/>
+        </w:rPr>
+        <w:t>Example:</w:t>
+      </w:r>
+      <w:r>
+        <w:rPr/>
+        <w:t xml:space="preserve"> API dashboard: request rate, error rate, p95/p99 latency per route, deploy markers.</w:t>
+      </w:r>
+    </w:p>
+    <w:p>
+      <w:r>
+        <w:rPr/>
+      </w:r>
+      <w:r>
+        <w:rPr>
+          <w:b/>
+        </w:rPr>
+        <w:t>Say it like this:</w:t>
+      </w:r>
+      <w:r>
+        <w:rPr/>
+        <w:t xml:space="preserve"> "A good dashboard answers one question fast and points to the next place to look."</w:t>
+      </w:r>
+    </w:p>
+    <w:p>
+      <w:pPr>
+        <w:pBdr>
+          <w:bottom w:val="single" w:sz="6" w:space="1" w:color="BFC7D5"/>
+        </w:pBdr>
+      </w:pPr>
+    </w:p>
+    <w:p>
+      <w:pPr>
+        <w:keepNext/>
+        <w:spacing w:before="200"/>
+      </w:pPr>
+      <w:r>
+        <w:rPr>
+          <w:color w:val="1F3A5F"/>
+          <w:sz w:val="24"/>
+        </w:rPr>
+      </w:r>
+      <w:r>
+        <w:rPr>
+          <w:b/>
+          <w:color w:val="1F3A5F"/>
+          <w:sz w:val="24"/>
+        </w:rPr>
+        <w:t>Q21. What is uptime monitoring?</w:t>
+      </w:r>
+      <w:r>
+        <w:rPr>
+          <w:color w:val="1F3A5F"/>
+          <w:sz w:val="24"/>
+        </w:rPr>
+      </w:r>
+    </w:p>
+    <w:p>
+      <w:r>
+        <w:rPr/>
+      </w:r>
+      <w:r>
+        <w:rPr>
+          <w:b/>
+        </w:rPr>
+        <w:t>Short answer:</w:t>
+      </w:r>
+      <w:r>
+        <w:rPr/>
+        <w:t xml:space="preserve"> External checks that call your endpoints from outside (synthetic monitoring) and alert if they fail or are slow.</w:t>
+      </w:r>
+    </w:p>
+    <w:p>
+      <w:r>
+        <w:rPr/>
+      </w:r>
+      <w:r>
+        <w:rPr>
+          <w:b/>
+        </w:rPr>
+        <w:t>Explanation:</w:t>
+      </w:r>
+      <w:r>
+        <w:rPr/>
+        <w:t xml:space="preserve"> Catches DNS, certificate and edge failures internal metrics miss.</w:t>
+      </w:r>
+    </w:p>
+    <w:p>
+      <w:r>
+        <w:rPr/>
+      </w:r>
+      <w:r>
+        <w:rPr>
+          <w:b/>
+        </w:rPr>
+        <w:t>Example:</w:t>
+      </w:r>
+      <w:r>
+        <w:rPr/>
+        <w:t xml:space="preserve"> A synthetic check logs in and loads the dashboard every 5 minutes.</w:t>
+      </w:r>
+    </w:p>
+    <w:p>
+      <w:r>
+        <w:rPr/>
+      </w:r>
+      <w:r>
+        <w:rPr>
+          <w:b/>
+        </w:rPr>
+        <w:t>Say it like this:</w:t>
+      </w:r>
+      <w:r>
+        <w:rPr/>
+        <w:t xml:space="preserve"> "Synthetic checks see what users see from outside, including DNS and certificate problems."</w:t>
+      </w:r>
+    </w:p>
+    <w:p>
+      <w:pPr>
+        <w:pBdr>
+          <w:bottom w:val="single" w:sz="6" w:space="1" w:color="BFC7D5"/>
+        </w:pBdr>
+      </w:pPr>
+    </w:p>
+    <w:p>
+      <w:pPr>
+        <w:keepNext/>
+        <w:spacing w:before="200"/>
+      </w:pPr>
+      <w:r>
+        <w:rPr>
+          <w:color w:val="1F3A5F"/>
+          <w:sz w:val="24"/>
+        </w:rPr>
+      </w:r>
+      <w:r>
+        <w:rPr>
+          <w:b/>
+          <w:color w:val="1F3A5F"/>
+          <w:sz w:val="24"/>
+        </w:rPr>
+        <w:t>Q22. What is the difference between monitoring infrastructure and monitoring the application?</w:t>
+      </w:r>
+      <w:r>
+        <w:rPr>
+          <w:color w:val="1F3A5F"/>
+          <w:sz w:val="24"/>
+        </w:rPr>
+      </w:r>
+    </w:p>
+    <w:p>
+      <w:r>
+        <w:rPr/>
+      </w:r>
+      <w:r>
+        <w:rPr>
+          <w:b/>
+        </w:rPr>
+        <w:t>Short answer:</w:t>
+      </w:r>
+      <w:r>
+        <w:rPr/>
+        <w:t xml:space="preserve"> Infrastructure monitoring covers CPU, memory, disk and network; application monitoring covers requests, errors, latency and business metrics.</w:t>
+      </w:r>
+    </w:p>
+    <w:p>
+      <w:r>
+        <w:rPr/>
+      </w:r>
+      <w:r>
+        <w:rPr>
+          <w:b/>
+        </w:rPr>
+        <w:t>Explanation:</w:t>
+      </w:r>
+      <w:r>
+        <w:rPr/>
+        <w:t xml:space="preserve"> Users feel application symptoms; infrastructure explains causes.</w:t>
+      </w:r>
+    </w:p>
+    <w:p>
+      <w:r>
+        <w:rPr/>
+      </w:r>
+      <w:r>
+        <w:rPr>
+          <w:b/>
+        </w:rPr>
+        <w:t>Example:</w:t>
+      </w:r>
+      <w:r>
+        <w:rPr/>
+        <w:t xml:space="preserve"> CPU at 90% (infra) explains p99 latency doubling (app).</w:t>
+      </w:r>
+    </w:p>
+    <w:p>
+      <w:r>
+        <w:rPr/>
+      </w:r>
+      <w:r>
+        <w:rPr>
+          <w:b/>
+        </w:rPr>
+        <w:t>Say it like this:</w:t>
+      </w:r>
+      <w:r>
+        <w:rPr/>
+        <w:t xml:space="preserve"> "Application metrics tell me users are hurting; infrastructure metrics often tell me why."</w:t>
+      </w:r>
+    </w:p>
+    <w:p>
+      <w:pPr>
+        <w:pBdr>
+          <w:bottom w:val="single" w:sz="6" w:space="1" w:color="BFC7D5"/>
+        </w:pBdr>
+      </w:pPr>
+    </w:p>
+    <w:p>
+      <w:pPr>
+        <w:pStyle w:val="Heading2"/>
+        <w:pBdr>
+          <w:bottom w:val="single" w:sz="6" w:space="1" w:color="BFC7D5"/>
+        </w:pBdr>
+      </w:pPr>
+      <w:r>
+        <w:rPr/>
+        <w:t>🟡 More Intermediate</w:t>
+      </w:r>
+    </w:p>
+    <w:p>
+      <w:pPr>
+        <w:keepNext/>
+        <w:spacing w:before="200"/>
+      </w:pPr>
+      <w:r>
+        <w:rPr>
+          <w:color w:val="1F3A5F"/>
+          <w:sz w:val="24"/>
+        </w:rPr>
+      </w:r>
+      <w:r>
+        <w:rPr>
+          <w:b/>
+          <w:color w:val="1F3A5F"/>
+          <w:sz w:val="24"/>
+        </w:rPr>
+        <w:t>Q23. What are business metrics, and why monitor them?</w:t>
+      </w:r>
+      <w:r>
+        <w:rPr>
+          <w:color w:val="1F3A5F"/>
+          <w:sz w:val="24"/>
+        </w:rPr>
+      </w:r>
+    </w:p>
+    <w:p>
+      <w:r>
+        <w:rPr/>
+      </w:r>
+      <w:r>
+        <w:rPr>
+          <w:b/>
+        </w:rPr>
+        <w:t>Short answer:</w:t>
+      </w:r>
+      <w:r>
+        <w:rPr/>
+        <w:t xml:space="preserve"> Metrics of real outcomes (calls scored per hour, sessions started, payments) that catch problems technical metrics miss.</w:t>
+      </w:r>
+    </w:p>
+    <w:p>
+      <w:r>
+        <w:rPr/>
+      </w:r>
+      <w:r>
+        <w:rPr>
+          <w:b/>
+        </w:rPr>
+        <w:t>Explanation:</w:t>
+      </w:r>
+      <w:r>
+        <w:rPr/>
+        <w:t xml:space="preserve"> A silent failure can leave every technical metric green.</w:t>
+      </w:r>
+    </w:p>
+    <w:p>
+      <w:r>
+        <w:rPr/>
+      </w:r>
+      <w:r>
+        <w:rPr>
+          <w:b/>
+        </w:rPr>
+        <w:t>Example:</w:t>
+      </w:r>
+      <w:r>
+        <w:rPr/>
+        <w:t xml:space="preserve"> "Calls scored per hour" dropping to zero while error rate is 0% revealed a stuck webhook.</w:t>
+      </w:r>
+    </w:p>
+    <w:p>
+      <w:r>
+        <w:rPr/>
+      </w:r>
+      <w:r>
+        <w:rPr>
+          <w:b/>
+        </w:rPr>
+        <w:t>Say it like this:</w:t>
+      </w:r>
+      <w:r>
+        <w:rPr/>
+        <w:t xml:space="preserve"> "If business metrics drop while technical ones look fine, something is silently broken."</w:t>
+      </w:r>
+    </w:p>
+    <w:p>
+      <w:pPr>
+        <w:pBdr>
+          <w:bottom w:val="single" w:sz="6" w:space="1" w:color="BFC7D5"/>
+        </w:pBdr>
+      </w:pPr>
+    </w:p>
+    <w:p>
+      <w:pPr>
+        <w:keepNext/>
+        <w:spacing w:before="200"/>
+      </w:pPr>
+      <w:r>
+        <w:rPr>
+          <w:color w:val="1F3A5F"/>
+          <w:sz w:val="24"/>
+        </w:rPr>
+      </w:r>
+      <w:r>
+        <w:rPr>
+          <w:b/>
+          <w:color w:val="1F3A5F"/>
+          <w:sz w:val="24"/>
+        </w:rPr>
+        <w:t>Q24. How do you instrument a service with OpenTelemetry?</w:t>
+      </w:r>
+      <w:r>
+        <w:rPr>
+          <w:color w:val="1F3A5F"/>
+          <w:sz w:val="24"/>
+        </w:rPr>
+      </w:r>
+    </w:p>
+    <w:p>
+      <w:r>
+        <w:rPr/>
+      </w:r>
+      <w:r>
+        <w:rPr>
+          <w:b/>
+        </w:rPr>
+        <w:t>Short answer:</w:t>
+      </w:r>
+      <w:r>
+        <w:rPr/>
+        <w:t xml:space="preserve"> Add the SDK with auto-instrumentation for HTTP, database and queue libraries, add custom spans for key steps, and export to a collector.</w:t>
+      </w:r>
+    </w:p>
+    <w:p>
+      <w:r>
+        <w:rPr/>
+      </w:r>
+      <w:r>
+        <w:rPr>
+          <w:b/>
+        </w:rPr>
+        <w:t>Explanation:</w:t>
+      </w:r>
+      <w:r>
+        <w:rPr/>
+        <w:t xml:space="preserve"> Propagate context across queues by putting trace context in message headers.</w:t>
+      </w:r>
+    </w:p>
+    <w:p>
+      <w:r>
+        <w:rPr/>
+      </w:r>
+      <w:r>
+        <w:rPr>
+          <w:b/>
+        </w:rPr>
+        <w:t>Example:</w:t>
+      </w:r>
+      <w:r>
+        <w:rPr/>
+        <w:t xml:space="preserve"> Custom span </w:t>
+      </w:r>
+      <w:r>
+        <w:rPr>
+          <w:rFonts w:ascii="Courier New" w:hAnsi="Courier New"/>
+          <w:color w:val="B42318"/>
+          <w:sz w:val="20"/>
+        </w:rPr>
+        <w:t>llm.score_chunk</w:t>
+      </w:r>
+      <w:r>
+        <w:rPr/>
+        <w:t xml:space="preserve"> with attributes </w:t>
+      </w:r>
+      <w:r>
+        <w:rPr>
+          <w:rFonts w:ascii="Courier New" w:hAnsi="Courier New"/>
+          <w:color w:val="B42318"/>
+          <w:sz w:val="20"/>
+        </w:rPr>
+        <w:t>prompt_version</w:t>
+      </w:r>
+      <w:r>
+        <w:rPr/>
+        <w:t xml:space="preserve"> and </w:t>
+      </w:r>
+      <w:r>
+        <w:rPr>
+          <w:rFonts w:ascii="Courier New" w:hAnsi="Courier New"/>
+          <w:color w:val="B42318"/>
+          <w:sz w:val="20"/>
+        </w:rPr>
+        <w:t>tokens</w:t>
+      </w:r>
+      <w:r>
+        <w:rPr/>
+        <w:t>.</w:t>
+      </w:r>
+    </w:p>
+    <w:p>
+      <w:r>
+        <w:rPr/>
+      </w:r>
+      <w:r>
+        <w:rPr>
+          <w:b/>
+        </w:rPr>
+        <w:t>Say it like this:</w:t>
+      </w:r>
+      <w:r>
+        <w:rPr/>
+        <w:t xml:space="preserve"> "Auto-instrumentation covers the plumbing; I add spans for the business steps that matter."</w:t>
+      </w:r>
+    </w:p>
+    <w:p>
+      <w:pPr>
+        <w:pBdr>
+          <w:bottom w:val="single" w:sz="6" w:space="1" w:color="BFC7D5"/>
+        </w:pBdr>
+      </w:pPr>
+    </w:p>
+    <w:p>
+      <w:pPr>
+        <w:keepNext/>
+        <w:spacing w:before="200"/>
+      </w:pPr>
+      <w:r>
+        <w:rPr>
+          <w:color w:val="1F3A5F"/>
+          <w:sz w:val="24"/>
+        </w:rPr>
+      </w:r>
+      <w:r>
+        <w:rPr>
+          <w:b/>
+          <w:color w:val="1F3A5F"/>
+          <w:sz w:val="24"/>
+        </w:rPr>
+        <w:t>Q25. How do you do capacity planning?</w:t>
+      </w:r>
+      <w:r>
+        <w:rPr>
+          <w:color w:val="1F3A5F"/>
+          <w:sz w:val="24"/>
+        </w:rPr>
+      </w:r>
+    </w:p>
+    <w:p>
+      <w:r>
+        <w:rPr/>
+      </w:r>
+      <w:r>
+        <w:rPr>
+          <w:b/>
+        </w:rPr>
+        <w:t>Short answer:</w:t>
+      </w:r>
+      <w:r>
+        <w:rPr/>
+        <w:t xml:space="preserve"> Measure current usage per unit of load, project growth, load test to find limits, and plan headroom (often 30–50%).</w:t>
+      </w:r>
+    </w:p>
+    <w:p>
+      <w:r>
+        <w:rPr/>
+      </w:r>
+      <w:r>
+        <w:rPr>
+          <w:b/>
+        </w:rPr>
+        <w:t>Explanation:</w:t>
+      </w:r>
+      <w:r>
+        <w:rPr/>
+        <w:t xml:space="preserve"> Revisit after big launches.</w:t>
+      </w:r>
+    </w:p>
+    <w:p>
+      <w:r>
+        <w:rPr/>
+      </w:r>
+      <w:r>
+        <w:rPr>
+          <w:b/>
+        </w:rPr>
+        <w:t>Example:</w:t>
+      </w:r>
+      <w:r>
+        <w:rPr/>
+        <w:t xml:space="preserve"> Each API instance handles 400 req/s at p95 &lt; 200 ms; peak projected at 2,000 req/s → 6 instances plus headroom.</w:t>
+      </w:r>
+    </w:p>
+    <w:p>
+      <w:r>
+        <w:rPr/>
+      </w:r>
+      <w:r>
+        <w:rPr>
+          <w:b/>
+        </w:rPr>
+        <w:t>Say it like this:</w:t>
+      </w:r>
+      <w:r>
+        <w:rPr/>
+        <w:t xml:space="preserve"> "I know what one instance can handle from load tests, then plan for expected peak plus headroom."</w:t>
+      </w:r>
+    </w:p>
+    <w:p>
+      <w:pPr>
+        <w:pBdr>
+          <w:bottom w:val="single" w:sz="6" w:space="1" w:color="BFC7D5"/>
+        </w:pBdr>
+      </w:pPr>
+    </w:p>
+    <w:p>
+      <w:pPr>
+        <w:keepNext/>
+        <w:spacing w:before="200"/>
+      </w:pPr>
+      <w:r>
+        <w:rPr>
+          <w:color w:val="1F3A5F"/>
+          <w:sz w:val="24"/>
+        </w:rPr>
+      </w:r>
+      <w:r>
+        <w:rPr>
+          <w:b/>
+          <w:color w:val="1F3A5F"/>
+          <w:sz w:val="24"/>
+        </w:rPr>
+        <w:t>Q26. How do you profile a Python service?</w:t>
+      </w:r>
+      <w:r>
+        <w:rPr>
+          <w:color w:val="1F3A5F"/>
+          <w:sz w:val="24"/>
+        </w:rPr>
+      </w:r>
+    </w:p>
+    <w:p>
+      <w:r>
+        <w:rPr/>
+      </w:r>
+      <w:r>
+        <w:rPr>
+          <w:b/>
+        </w:rPr>
+        <w:t>Short answer:</w:t>
+      </w:r>
+      <w:r>
+        <w:rPr/>
+        <w:t xml:space="preserve"> </w:t>
+      </w:r>
+      <w:r>
+        <w:rPr>
+          <w:rFonts w:ascii="Courier New" w:hAnsi="Courier New"/>
+          <w:color w:val="B42318"/>
+          <w:sz w:val="20"/>
+        </w:rPr>
+        <w:t>py-spy</w:t>
+      </w:r>
+      <w:r>
+        <w:rPr/>
+        <w:t xml:space="preserve"> for sampling profiles in production without code changes, </w:t>
+      </w:r>
+      <w:r>
+        <w:rPr>
+          <w:rFonts w:ascii="Courier New" w:hAnsi="Courier New"/>
+          <w:color w:val="B42318"/>
+          <w:sz w:val="20"/>
+        </w:rPr>
+        <w:t>cProfile</w:t>
+      </w:r>
+      <w:r>
+        <w:rPr/>
+        <w:t xml:space="preserve"> locally, and memory tools like </w:t>
+      </w:r>
+      <w:r>
+        <w:rPr>
+          <w:rFonts w:ascii="Courier New" w:hAnsi="Courier New"/>
+          <w:color w:val="B42318"/>
+          <w:sz w:val="20"/>
+        </w:rPr>
+        <w:t>tracemalloc</w:t>
+      </w:r>
+      <w:r>
+        <w:rPr/>
+        <w:t xml:space="preserve"> or </w:t>
+      </w:r>
+      <w:r>
+        <w:rPr>
+          <w:rFonts w:ascii="Courier New" w:hAnsi="Courier New"/>
+          <w:color w:val="B42318"/>
+          <w:sz w:val="20"/>
+        </w:rPr>
+        <w:t>memray</w:t>
+      </w:r>
+      <w:r>
+        <w:rPr/>
+        <w:t>.</w:t>
+      </w:r>
+    </w:p>
+    <w:p>
+      <w:r>
+        <w:rPr/>
+      </w:r>
+      <w:r>
+        <w:rPr>
+          <w:b/>
+        </w:rPr>
+        <w:t>Explanation:</w:t>
+      </w:r>
+      <w:r>
+        <w:rPr/>
+        <w:t xml:space="preserve"> Flame graphs show where CPU goes.</w:t>
+      </w:r>
+    </w:p>
+    <w:p>
+      <w:r>
+        <w:rPr/>
+      </w:r>
+      <w:r>
+        <w:rPr>
+          <w:b/>
+        </w:rPr>
+        <w:t>Example:</w:t>
+      </w:r>
+      <w:r>
+        <w:rPr/>
+        <w:t xml:space="preserve"> </w:t>
+      </w:r>
+      <w:r>
+        <w:rPr>
+          <w:rFonts w:ascii="Courier New" w:hAnsi="Courier New"/>
+          <w:color w:val="B42318"/>
+          <w:sz w:val="20"/>
+        </w:rPr>
+        <w:t>py-spy record -o profile.svg --pid 1234</w:t>
+      </w:r>
+      <w:r>
+        <w:rPr/>
+        <w:t>.</w:t>
+      </w:r>
+    </w:p>
+    <w:p>
+      <w:r>
+        <w:rPr/>
+      </w:r>
+      <w:r>
+        <w:rPr>
+          <w:b/>
+        </w:rPr>
+        <w:t>Say it like this:</w:t>
+      </w:r>
+      <w:r>
+        <w:rPr/>
+        <w:t xml:space="preserve"> "py-spy gives a flame graph from a live process safely, which is my first step for Python CPU issues."</w:t>
+      </w:r>
+    </w:p>
+    <w:p>
+      <w:pPr>
+        <w:pBdr>
+          <w:bottom w:val="single" w:sz="6" w:space="1" w:color="BFC7D5"/>
+        </w:pBdr>
+      </w:pPr>
+    </w:p>
+    <w:p>
+      <w:pPr>
+        <w:keepNext/>
+        <w:spacing w:before="200"/>
+      </w:pPr>
+      <w:r>
+        <w:rPr>
+          <w:color w:val="1F3A5F"/>
+          <w:sz w:val="24"/>
+        </w:rPr>
+      </w:r>
+      <w:r>
+        <w:rPr>
+          <w:b/>
+          <w:color w:val="1F3A5F"/>
+          <w:sz w:val="24"/>
+        </w:rPr>
+        <w:t>Q27. How do you reduce database load in a slow system?</w:t>
+      </w:r>
+      <w:r>
+        <w:rPr>
+          <w:color w:val="1F3A5F"/>
+          <w:sz w:val="24"/>
+        </w:rPr>
+      </w:r>
+    </w:p>
+    <w:p>
+      <w:r>
+        <w:rPr/>
+      </w:r>
+      <w:r>
+        <w:rPr>
+          <w:b/>
+        </w:rPr>
+        <w:t>Short answer:</w:t>
+      </w:r>
+      <w:r>
+        <w:rPr/>
+        <w:t xml:space="preserve"> Fix slow queries and indexes, cache hot reads, use read replicas, batch writes, and move reports off the primary.</w:t>
+      </w:r>
+    </w:p>
+    <w:p>
+      <w:r>
+        <w:rPr/>
+      </w:r>
+      <w:r>
+        <w:rPr>
+          <w:b/>
+        </w:rPr>
+        <w:t>Explanation:</w:t>
+      </w:r>
+      <w:r>
+        <w:rPr/>
+        <w:t xml:space="preserve"> Measure which queries cost the most total time first.</w:t>
+      </w:r>
+    </w:p>
+    <w:p>
+      <w:r>
+        <w:rPr/>
+      </w:r>
+      <w:r>
+        <w:rPr>
+          <w:b/>
+        </w:rPr>
+        <w:t>Example:</w:t>
+      </w:r>
+      <w:r>
+        <w:rPr/>
+        <w:t xml:space="preserve"> Caching tenant config removed 30% of all queries.</w:t>
+      </w:r>
+    </w:p>
+    <w:p>
+      <w:r>
+        <w:rPr/>
+      </w:r>
+      <w:r>
+        <w:rPr>
+          <w:b/>
+        </w:rPr>
+        <w:t>Say it like this:</w:t>
+      </w:r>
+      <w:r>
+        <w:rPr/>
+        <w:t xml:space="preserve"> "Find the queries that cost the most in total, then fix, cache or move them."</w:t>
+      </w:r>
+    </w:p>
+    <w:p>
+      <w:pPr>
+        <w:pBdr>
+          <w:bottom w:val="single" w:sz="6" w:space="1" w:color="BFC7D5"/>
+        </w:pBdr>
+      </w:pPr>
+    </w:p>
+    <w:p>
+      <w:pPr>
+        <w:keepNext/>
+        <w:spacing w:before="200"/>
+      </w:pPr>
+      <w:r>
+        <w:rPr>
+          <w:color w:val="1F3A5F"/>
+          <w:sz w:val="24"/>
+        </w:rPr>
+      </w:r>
+      <w:r>
+        <w:rPr>
+          <w:b/>
+          <w:color w:val="1F3A5F"/>
+          <w:sz w:val="24"/>
+        </w:rPr>
+        <w:t>Q28. What is tail latency, and why does it matter more in microservices?</w:t>
+      </w:r>
+      <w:r>
+        <w:rPr>
+          <w:color w:val="1F3A5F"/>
+          <w:sz w:val="24"/>
+        </w:rPr>
+      </w:r>
+    </w:p>
+    <w:p>
+      <w:r>
+        <w:rPr/>
+      </w:r>
+      <w:r>
+        <w:rPr>
+          <w:b/>
+        </w:rPr>
+        <w:t>Short answer:</w:t>
+      </w:r>
+      <w:r>
+        <w:rPr/>
+        <w:t xml:space="preserve"> The slowest percent of requests (p99); when a request fans out to many services, one slow dependency makes the whole request slow.</w:t>
+      </w:r>
+    </w:p>
+    <w:p>
+      <w:r>
+        <w:rPr/>
+      </w:r>
+      <w:r>
+        <w:rPr>
+          <w:b/>
+        </w:rPr>
+        <w:t>Explanation:</w:t>
+      </w:r>
+      <w:r>
+        <w:rPr/>
+        <w:t xml:space="preserve"> With 10 parallel calls each with 1% slow, about 10% of requests are slow.</w:t>
+      </w:r>
+    </w:p>
+    <w:p>
+      <w:r>
+        <w:rPr/>
+      </w:r>
+      <w:r>
+        <w:rPr>
+          <w:b/>
+        </w:rPr>
+        <w:t>Example:</w:t>
+      </w:r>
+      <w:r>
+        <w:rPr/>
+        <w:t xml:space="preserve"> Hedged requests or timeouts with fallbacks reduce tail impact.</w:t>
+      </w:r>
+    </w:p>
+    <w:p>
+      <w:r>
+        <w:rPr/>
+      </w:r>
+      <w:r>
+        <w:rPr>
+          <w:b/>
+        </w:rPr>
+        <w:t>Say it like this:</w:t>
+      </w:r>
+      <w:r>
+        <w:rPr/>
+        <w:t xml:space="preserve"> "Fan-out multiplies tail latency, so I watch p99 of every dependency and set tight timeouts."</w:t>
+      </w:r>
+    </w:p>
+    <w:p>
+      <w:pPr>
+        <w:pBdr>
+          <w:bottom w:val="single" w:sz="6" w:space="1" w:color="BFC7D5"/>
+        </w:pBdr>
+      </w:pPr>
+    </w:p>
+    <w:p>
+      <w:pPr>
+        <w:keepNext/>
+        <w:spacing w:before="200"/>
+      </w:pPr>
+      <w:r>
+        <w:rPr>
+          <w:color w:val="1F3A5F"/>
+          <w:sz w:val="24"/>
+        </w:rPr>
+      </w:r>
+      <w:r>
+        <w:rPr>
+          <w:b/>
+          <w:color w:val="1F3A5F"/>
+          <w:sz w:val="24"/>
+        </w:rPr>
+        <w:t>Q29. How do you track errors across releases?</w:t>
+      </w:r>
+      <w:r>
+        <w:rPr>
+          <w:color w:val="1F3A5F"/>
+          <w:sz w:val="24"/>
+        </w:rPr>
+      </w:r>
+    </w:p>
+    <w:p>
+      <w:r>
+        <w:rPr/>
+      </w:r>
+      <w:r>
+        <w:rPr>
+          <w:b/>
+        </w:rPr>
+        <w:t>Short answer:</w:t>
+      </w:r>
+      <w:r>
+        <w:rPr/>
+        <w:t xml:space="preserve"> Tag errors and metrics with the release version, mark deploys on dashboards, and compare error rates before and after.</w:t>
+      </w:r>
+    </w:p>
+    <w:p>
+      <w:r>
+        <w:rPr/>
+      </w:r>
+      <w:r>
+        <w:rPr>
+          <w:b/>
+        </w:rPr>
+        <w:t>Explanation:</w:t>
+      </w:r>
+      <w:r>
+        <w:rPr/>
+        <w:t xml:space="preserve"> Sentry's release health shows crash-free sessions per release.</w:t>
+      </w:r>
+    </w:p>
+    <w:p>
+      <w:r>
+        <w:rPr/>
+      </w:r>
+      <w:r>
+        <w:rPr>
+          <w:b/>
+        </w:rPr>
+        <w:t>Example:</w:t>
+      </w:r>
+      <w:r>
+        <w:rPr/>
+        <w:t xml:space="preserve"> Release </w:t>
+      </w:r>
+      <w:r>
+        <w:rPr>
+          <w:rFonts w:ascii="Courier New" w:hAnsi="Courier New"/>
+          <w:color w:val="B42318"/>
+          <w:sz w:val="20"/>
+        </w:rPr>
+        <w:t>api@1.42.0</w:t>
+      </w:r>
+      <w:r>
+        <w:rPr/>
+        <w:t xml:space="preserve"> introduced 3 new issues within an hour.</w:t>
+      </w:r>
+    </w:p>
+    <w:p>
+      <w:r>
+        <w:rPr/>
+      </w:r>
+      <w:r>
+        <w:rPr>
+          <w:b/>
+        </w:rPr>
+        <w:t>Say it like this:</w:t>
+      </w:r>
+      <w:r>
+        <w:rPr/>
+        <w:t xml:space="preserve"> "Every error is tagged with the release, so a bad deploy is obvious within minutes."</w:t>
+      </w:r>
+    </w:p>
+    <w:p>
+      <w:pPr>
+        <w:pBdr>
+          <w:bottom w:val="single" w:sz="6" w:space="1" w:color="BFC7D5"/>
+        </w:pBdr>
+      </w:pPr>
+    </w:p>
+    <w:p>
+      <w:pPr>
+        <w:keepNext/>
+        <w:spacing w:before="200"/>
+      </w:pPr>
+      <w:r>
+        <w:rPr>
+          <w:color w:val="1F3A5F"/>
+          <w:sz w:val="24"/>
+        </w:rPr>
+      </w:r>
+      <w:r>
+        <w:rPr>
+          <w:b/>
+          <w:color w:val="1F3A5F"/>
+          <w:sz w:val="24"/>
+        </w:rPr>
+        <w:t>Q30. What is log sampling, and when do you use it?</w:t>
+      </w:r>
+      <w:r>
+        <w:rPr>
+          <w:color w:val="1F3A5F"/>
+          <w:sz w:val="24"/>
+        </w:rPr>
+      </w:r>
+    </w:p>
+    <w:p>
+      <w:r>
+        <w:rPr/>
+      </w:r>
+      <w:r>
+        <w:rPr>
+          <w:b/>
+        </w:rPr>
+        <w:t>Short answer:</w:t>
+      </w:r>
+      <w:r>
+        <w:rPr/>
+        <w:t xml:space="preserve"> Keeping only a fraction of high-volume, low-value logs (or traces) to control cost, while keeping all errors.</w:t>
+      </w:r>
+    </w:p>
+    <w:p>
+      <w:r>
+        <w:rPr/>
+      </w:r>
+      <w:r>
+        <w:rPr>
+          <w:b/>
+        </w:rPr>
+        <w:t>Explanation:</w:t>
+      </w:r>
+      <w:r>
+        <w:rPr/>
+        <w:t xml:space="preserve"> Tail-based sampling keeps slow or failed traces automatically.</w:t>
+      </w:r>
+    </w:p>
+    <w:p>
+      <w:r>
+        <w:rPr/>
+      </w:r>
+      <w:r>
+        <w:rPr>
+          <w:b/>
+        </w:rPr>
+        <w:t>Example:</w:t>
+      </w:r>
+      <w:r>
+        <w:rPr/>
+        <w:t xml:space="preserve"> 1% of successful health-check logs, 100% of errors.</w:t>
+      </w:r>
+    </w:p>
+    <w:p>
+      <w:r>
+        <w:rPr/>
+      </w:r>
+      <w:r>
+        <w:rPr>
+          <w:b/>
+        </w:rPr>
+        <w:t>Say it like this:</w:t>
+      </w:r>
+      <w:r>
+        <w:rPr/>
+        <w:t xml:space="preserve"> "Sample the boring, keep everything that went wrong."</w:t>
+      </w:r>
+    </w:p>
+    <w:p>
+      <w:pPr>
+        <w:pBdr>
+          <w:bottom w:val="single" w:sz="6" w:space="1" w:color="BFC7D5"/>
+        </w:pBdr>
+      </w:pPr>
+    </w:p>
+    <w:p>
+      <w:pPr>
+        <w:pStyle w:val="Heading2"/>
+        <w:pBdr>
+          <w:bottom w:val="single" w:sz="6" w:space="1" w:color="BFC7D5"/>
+        </w:pBdr>
+      </w:pPr>
+      <w:r>
+        <w:rPr/>
+        <w:t>🔴 More Advanced</w:t>
+      </w:r>
+    </w:p>
+    <w:p>
+      <w:pPr>
+        <w:keepNext/>
+        <w:spacing w:before="200"/>
+      </w:pPr>
+      <w:r>
+        <w:rPr>
+          <w:color w:val="1F3A5F"/>
+          <w:sz w:val="24"/>
+        </w:rPr>
+      </w:r>
+      <w:r>
+        <w:rPr>
+          <w:b/>
+          <w:color w:val="1F3A5F"/>
+          <w:sz w:val="24"/>
+        </w:rPr>
+        <w:t>Q31. How do you run a blameless postmortem?</w:t>
+      </w:r>
+      <w:r>
+        <w:rPr>
+          <w:color w:val="1F3A5F"/>
+          <w:sz w:val="24"/>
+        </w:rPr>
+      </w:r>
+    </w:p>
+    <w:p>
+      <w:r>
+        <w:rPr/>
+      </w:r>
+      <w:r>
+        <w:rPr>
+          <w:b/>
+        </w:rPr>
+        <w:t>Short answer:</w:t>
+      </w:r>
+      <w:r>
+        <w:rPr/>
+        <w:t xml:space="preserve"> Timeline, impact, root causes (often several), what went well, what went badly, and action items with owners, focusing on systems, not individuals.</w:t>
+      </w:r>
+    </w:p>
+    <w:p>
+      <w:r>
+        <w:rPr/>
+      </w:r>
+      <w:r>
+        <w:rPr>
+          <w:b/>
+        </w:rPr>
+        <w:t>Explanation:</w:t>
+      </w:r>
+      <w:r>
+        <w:rPr/>
+        <w:t xml:space="preserve"> Track action items to completion.</w:t>
+      </w:r>
+    </w:p>
+    <w:p>
+      <w:r>
+        <w:rPr/>
+      </w:r>
+      <w:r>
+        <w:rPr>
+          <w:b/>
+        </w:rPr>
+        <w:t>Example:</w:t>
+      </w:r>
+      <w:r>
+        <w:rPr/>
+        <w:t xml:space="preserve"> Root cause: no alert on queue age. Action: add alert and runbook, owner and due date.</w:t>
+      </w:r>
+    </w:p>
+    <w:p>
+      <w:r>
+        <w:rPr/>
+      </w:r>
+      <w:r>
+        <w:rPr>
+          <w:b/>
+        </w:rPr>
+        <w:t>Say it like this:</w:t>
+      </w:r>
+      <w:r>
+        <w:rPr/>
+        <w:t xml:space="preserve"> "Postmortems fix systems, not blame people, and they only matter if the action items get done."</w:t>
+      </w:r>
+    </w:p>
+    <w:p>
+      <w:pPr>
+        <w:pBdr>
+          <w:bottom w:val="single" w:sz="6" w:space="1" w:color="BFC7D5"/>
+        </w:pBdr>
+      </w:pPr>
+    </w:p>
+    <w:p>
+      <w:pPr>
+        <w:keepNext/>
+        <w:spacing w:before="200"/>
+      </w:pPr>
+      <w:r>
+        <w:rPr>
+          <w:color w:val="1F3A5F"/>
+          <w:sz w:val="24"/>
+        </w:rPr>
+      </w:r>
+      <w:r>
+        <w:rPr>
+          <w:b/>
+          <w:color w:val="1F3A5F"/>
+          <w:sz w:val="24"/>
+        </w:rPr>
+        <w:t>Q32. What is chaos engineering?</w:t>
+      </w:r>
+      <w:r>
+        <w:rPr>
+          <w:color w:val="1F3A5F"/>
+          <w:sz w:val="24"/>
+        </w:rPr>
+      </w:r>
+    </w:p>
+    <w:p>
+      <w:r>
+        <w:rPr/>
+      </w:r>
+      <w:r>
+        <w:rPr>
+          <w:b/>
+        </w:rPr>
+        <w:t>Short answer:</w:t>
+      </w:r>
+      <w:r>
+        <w:rPr/>
+        <w:t xml:space="preserve"> Deliberately injecting failures (killing instances, adding latency, failing dependencies) to verify the system degrades gracefully.</w:t>
+      </w:r>
+    </w:p>
+    <w:p>
+      <w:r>
+        <w:rPr/>
+      </w:r>
+      <w:r>
+        <w:rPr>
+          <w:b/>
+        </w:rPr>
+        <w:t>Explanation:</w:t>
+      </w:r>
+      <w:r>
+        <w:rPr/>
+        <w:t xml:space="preserve"> Start small in staging, with clear hypotheses.</w:t>
+      </w:r>
+    </w:p>
+    <w:p>
+      <w:r>
+        <w:rPr/>
+      </w:r>
+      <w:r>
+        <w:rPr>
+          <w:b/>
+        </w:rPr>
+        <w:t>Example:</w:t>
+      </w:r>
+      <w:r>
+        <w:rPr/>
+        <w:t xml:space="preserve"> Block the LLM provider in staging and verify jobs queue and the UI shows "pending".</w:t>
+      </w:r>
+    </w:p>
+    <w:p>
+      <w:r>
+        <w:rPr/>
+      </w:r>
+      <w:r>
+        <w:rPr>
+          <w:b/>
+        </w:rPr>
+        <w:t>Say it like this:</w:t>
+      </w:r>
+      <w:r>
+        <w:rPr/>
+        <w:t xml:space="preserve"> "We break things on purpose in controlled ways, so real failures hold no surprises."</w:t>
+      </w:r>
+    </w:p>
+    <w:p>
+      <w:pPr>
+        <w:pBdr>
+          <w:bottom w:val="single" w:sz="6" w:space="1" w:color="BFC7D5"/>
+        </w:pBdr>
+      </w:pPr>
+    </w:p>
+    <w:p>
+      <w:pPr>
+        <w:keepNext/>
+        <w:spacing w:before="200"/>
+      </w:pPr>
+      <w:r>
+        <w:rPr>
+          <w:color w:val="1F3A5F"/>
+          <w:sz w:val="24"/>
+        </w:rPr>
+      </w:r>
+      <w:r>
+        <w:rPr>
+          <w:b/>
+          <w:color w:val="1F3A5F"/>
+          <w:sz w:val="24"/>
+        </w:rPr>
+        <w:t>Q33. How do you optimise cost and performance together?</w:t>
+      </w:r>
+      <w:r>
+        <w:rPr>
+          <w:color w:val="1F3A5F"/>
+          <w:sz w:val="24"/>
+        </w:rPr>
+      </w:r>
+    </w:p>
+    <w:p>
+      <w:r>
+        <w:rPr/>
+      </w:r>
+      <w:r>
+        <w:rPr>
+          <w:b/>
+        </w:rPr>
+        <w:t>Short answer:</w:t>
+      </w:r>
+      <w:r>
+        <w:rPr/>
+        <w:t xml:space="preserve"> Measure cost per unit of work (per request, per call scored), right-size resources, cache, batch, and remove waste.</w:t>
+      </w:r>
+    </w:p>
+    <w:p>
+      <w:r>
+        <w:rPr/>
+      </w:r>
+      <w:r>
+        <w:rPr>
+          <w:b/>
+        </w:rPr>
+        <w:t>Explanation:</w:t>
+      </w:r>
+      <w:r>
+        <w:rPr/>
+        <w:t xml:space="preserve"> Performance improvements often reduce cost too.</w:t>
+      </w:r>
+    </w:p>
+    <w:p>
+      <w:r>
+        <w:rPr/>
+      </w:r>
+      <w:r>
+        <w:rPr>
+          <w:b/>
+        </w:rPr>
+        <w:t>Example:</w:t>
+      </w:r>
+      <w:r>
+        <w:rPr/>
+        <w:t xml:space="preserve"> Cost per scored call dropped when we cut prompt tokens and parallelised I/O.</w:t>
+      </w:r>
+    </w:p>
+    <w:p>
+      <w:r>
+        <w:rPr/>
+      </w:r>
+      <w:r>
+        <w:rPr>
+          <w:b/>
+        </w:rPr>
+        <w:t>Say it like this:</w:t>
+      </w:r>
+      <w:r>
+        <w:rPr/>
+        <w:t xml:space="preserve"> "Cost per unit of work is the metric that ties performance and spend together."</w:t>
+      </w:r>
+    </w:p>
+    <w:p>
+      <w:pPr>
+        <w:pBdr>
+          <w:bottom w:val="single" w:sz="6" w:space="1" w:color="BFC7D5"/>
+        </w:pBdr>
+      </w:pPr>
+    </w:p>
+    <w:p>
+      <w:pPr>
+        <w:keepNext/>
+        <w:spacing w:before="200"/>
+      </w:pPr>
+      <w:r>
+        <w:rPr>
+          <w:color w:val="1F3A5F"/>
+          <w:sz w:val="24"/>
+        </w:rPr>
+      </w:r>
+      <w:r>
+        <w:rPr>
+          <w:b/>
+          <w:color w:val="1F3A5F"/>
+          <w:sz w:val="24"/>
+        </w:rPr>
+        <w:t>Q34. How do you detect and handle memory leaks in production?</w:t>
+      </w:r>
+      <w:r>
+        <w:rPr>
+          <w:color w:val="1F3A5F"/>
+          <w:sz w:val="24"/>
+        </w:rPr>
+      </w:r>
+    </w:p>
+    <w:p>
+      <w:r>
+        <w:rPr/>
+      </w:r>
+      <w:r>
+        <w:rPr>
+          <w:b/>
+        </w:rPr>
+        <w:t>Short answer:</w:t>
+      </w:r>
+      <w:r>
+        <w:rPr/>
+        <w:t xml:space="preserve"> Watch memory over time per instance; if it only grows, capture heap snapshots (or </w:t>
+      </w:r>
+      <w:r>
+        <w:rPr>
+          <w:rFonts w:ascii="Courier New" w:hAnsi="Courier New"/>
+          <w:color w:val="B42318"/>
+          <w:sz w:val="20"/>
+        </w:rPr>
+        <w:t>memray</w:t>
+      </w:r>
+      <w:r>
+        <w:rPr/>
+        <w:t>), compare, and fix the retaining code; meanwhile, restart before OOM.</w:t>
+      </w:r>
+    </w:p>
+    <w:p>
+      <w:r>
+        <w:rPr/>
+      </w:r>
+      <w:r>
+        <w:rPr>
+          <w:b/>
+        </w:rPr>
+        <w:t>Explanation:</w:t>
+      </w:r>
+      <w:r>
+        <w:rPr/>
+        <w:t xml:space="preserve"> Correlate with deploys to find the change.</w:t>
+      </w:r>
+    </w:p>
+    <w:p>
+      <w:r>
+        <w:rPr/>
+      </w:r>
+      <w:r>
+        <w:rPr>
+          <w:b/>
+        </w:rPr>
+        <w:t>Example:</w:t>
+      </w:r>
+      <w:r>
+        <w:rPr/>
+        <w:t xml:space="preserve"> Heap grew after a release that added per-request listeners.</w:t>
+      </w:r>
+    </w:p>
+    <w:p>
+      <w:r>
+        <w:rPr/>
+      </w:r>
+      <w:r>
+        <w:rPr>
+          <w:b/>
+        </w:rPr>
+        <w:t>Say it like this:</w:t>
+      </w:r>
+      <w:r>
+        <w:rPr/>
+        <w:t xml:space="preserve"> "A sawtooth is normal GC; a steady climb is a leak. Snapshots show what's being retained."</w:t>
+      </w:r>
+    </w:p>
+    <w:p>
+      <w:pPr>
+        <w:pBdr>
+          <w:bottom w:val="single" w:sz="6" w:space="1" w:color="BFC7D5"/>
+        </w:pBdr>
+      </w:pPr>
+    </w:p>
+    <w:p>
+      <w:pPr>
+        <w:pStyle w:val="Heading2"/>
+        <w:pBdr>
+          <w:bottom w:val="single" w:sz="6" w:space="1" w:color="BFC7D5"/>
+        </w:pBdr>
+      </w:pPr>
+      <w:r>
+        <w:rPr/>
+        <w:t>🧩 More Scenarios</w:t>
+      </w:r>
+    </w:p>
+    <w:p>
+      <w:pPr>
+        <w:keepNext/>
+        <w:spacing w:before="200"/>
+      </w:pPr>
+      <w:r>
+        <w:rPr>
+          <w:color w:val="1F3A5F"/>
+          <w:sz w:val="24"/>
+        </w:rPr>
+      </w:r>
+      <w:r>
+        <w:rPr>
+          <w:b/>
+          <w:color w:val="1F3A5F"/>
+          <w:sz w:val="24"/>
+        </w:rPr>
+        <w:t>Q35. Latency doubled right after a deploy, but there are no errors. What do you do?</w:t>
+      </w:r>
+      <w:r>
+        <w:rPr>
+          <w:color w:val="1F3A5F"/>
+          <w:sz w:val="24"/>
+        </w:rPr>
+      </w:r>
+    </w:p>
+    <w:p>
+      <w:r>
+        <w:rPr/>
+      </w:r>
+      <w:r>
+        <w:rPr>
+          <w:b/>
+        </w:rPr>
+        <w:t>Short answer:</w:t>
+      </w:r>
+      <w:r>
+        <w:rPr/>
+        <w:t xml:space="preserve"> Compare traces before and after, check for new queries, N+1s, missing indexes or extra outbound calls, and roll back if the impact is significant.</w:t>
+      </w:r>
+    </w:p>
+    <w:p>
+      <w:r>
+        <w:rPr/>
+      </w:r>
+      <w:r>
+        <w:rPr>
+          <w:b/>
+        </w:rPr>
+        <w:t>Explanation:</w:t>
+      </w:r>
+      <w:r>
+        <w:rPr/>
+        <w:t xml:space="preserve"> Deploy markers on dashboards make the correlation obvious.</w:t>
+      </w:r>
+    </w:p>
+    <w:p>
+      <w:r>
+        <w:rPr/>
+      </w:r>
+      <w:r>
+        <w:rPr>
+          <w:b/>
+        </w:rPr>
+        <w:t>Example:</w:t>
+      </w:r>
+      <w:r>
+        <w:rPr/>
+        <w:t xml:space="preserve"> A new feature added a permission check that queried the database per item in a list.</w:t>
+      </w:r>
+    </w:p>
+    <w:p>
+      <w:r>
+        <w:rPr/>
+      </w:r>
+      <w:r>
+        <w:rPr>
+          <w:b/>
+        </w:rPr>
+        <w:t>Say it like this:</w:t>
+      </w:r>
+      <w:r>
+        <w:rPr/>
+        <w:t xml:space="preserve"> "Correlate with the deploy, diff the traces, and roll back if users are hurting while I find the cause."</w:t>
+      </w:r>
+    </w:p>
+    <w:p>
+      <w:pPr>
+        <w:pBdr>
+          <w:bottom w:val="single" w:sz="6" w:space="1" w:color="BFC7D5"/>
+        </w:pBdr>
+      </w:pPr>
+    </w:p>
+    <w:p>
+      <w:pPr>
+        <w:keepNext/>
+        <w:spacing w:before="200"/>
+      </w:pPr>
+      <w:r>
+        <w:rPr>
+          <w:color w:val="1F3A5F"/>
+          <w:sz w:val="24"/>
+        </w:rPr>
+      </w:r>
+      <w:r>
+        <w:rPr>
+          <w:b/>
+          <w:color w:val="1F3A5F"/>
+          <w:sz w:val="24"/>
+        </w:rPr>
+        <w:t>Q36. An alert fires every night at 2 a.m. and resolves itself. What do you do?</w:t>
+      </w:r>
+      <w:r>
+        <w:rPr>
+          <w:color w:val="1F3A5F"/>
+          <w:sz w:val="24"/>
+        </w:rPr>
+      </w:r>
+    </w:p>
+    <w:p>
+      <w:r>
+        <w:rPr/>
+      </w:r>
+      <w:r>
+        <w:rPr>
+          <w:b/>
+        </w:rPr>
+        <w:t>Short answer:</w:t>
+      </w:r>
+      <w:r>
+        <w:rPr/>
+        <w:t xml:space="preserve"> Investigate the pattern (a batch job, backup, cron), fix the cause or adjust the alert, because noisy alerts train people to ignore pages.</w:t>
+      </w:r>
+    </w:p>
+    <w:p>
+      <w:r>
+        <w:rPr/>
+      </w:r>
+      <w:r>
+        <w:rPr>
+          <w:b/>
+        </w:rPr>
+        <w:t>Explanation:</w:t>
+      </w:r>
+      <w:r>
+        <w:rPr/>
+        <w:t xml:space="preserve"> Every alert should be actionable.</w:t>
+      </w:r>
+    </w:p>
+    <w:p>
+      <w:r>
+        <w:rPr/>
+      </w:r>
+      <w:r>
+        <w:rPr>
+          <w:b/>
+        </w:rPr>
+        <w:t>Example:</w:t>
+      </w:r>
+      <w:r>
+        <w:rPr/>
+        <w:t xml:space="preserve"> Nightly aggregation saturated the database; moved it to a replica.</w:t>
+      </w:r>
+    </w:p>
+    <w:p>
+      <w:r>
+        <w:rPr/>
+      </w:r>
+      <w:r>
+        <w:rPr>
+          <w:b/>
+        </w:rPr>
+        <w:t>Say it like this:</w:t>
+      </w:r>
+      <w:r>
+        <w:rPr/>
+        <w:t xml:space="preserve"> "A recurring self-resolving alert is a real problem or a bad alert, and both need fixing."</w:t>
+      </w:r>
+    </w:p>
+    <w:p>
+      <w:pPr>
+        <w:pBdr>
+          <w:bottom w:val="single" w:sz="6" w:space="1" w:color="BFC7D5"/>
+        </w:pBdr>
+      </w:pPr>
+    </w:p>
+    <w:p>
+      <w:pPr>
+        <w:keepNext/>
+        <w:spacing w:before="200"/>
+      </w:pPr>
+      <w:r>
+        <w:rPr>
+          <w:color w:val="1F3A5F"/>
+          <w:sz w:val="24"/>
+        </w:rPr>
+      </w:r>
+      <w:r>
+        <w:rPr>
+          <w:b/>
+          <w:color w:val="1F3A5F"/>
+          <w:sz w:val="24"/>
+        </w:rPr>
+        <w:t>Q37. Logs are too expensive. How do you cut costs without losing visibility?</w:t>
+      </w:r>
+      <w:r>
+        <w:rPr>
+          <w:color w:val="1F3A5F"/>
+          <w:sz w:val="24"/>
+        </w:rPr>
+      </w:r>
+    </w:p>
+    <w:p>
+      <w:r>
+        <w:rPr/>
+      </w:r>
+      <w:r>
+        <w:rPr>
+          <w:b/>
+        </w:rPr>
+        <w:t>Short answer:</w:t>
+      </w:r>
+      <w:r>
+        <w:rPr/>
+        <w:t xml:space="preserve"> Drop or sample noisy logs, lower retention for debug data, move old logs to cheap storage, and use metrics instead of logs for counts.</w:t>
+      </w:r>
+    </w:p>
+    <w:p>
+      <w:r>
+        <w:rPr/>
+      </w:r>
+      <w:r>
+        <w:rPr>
+          <w:b/>
+        </w:rPr>
+        <w:t>Explanation:</w:t>
+      </w:r>
+      <w:r>
+        <w:rPr/>
+        <w:t xml:space="preserve"> Measure which sources produce the most volume.</w:t>
+      </w:r>
+    </w:p>
+    <w:p>
+      <w:r>
+        <w:rPr/>
+      </w:r>
+      <w:r>
+        <w:rPr>
+          <w:b/>
+        </w:rPr>
+        <w:t>Example:</w:t>
+      </w:r>
+      <w:r>
+        <w:rPr/>
+        <w:t xml:space="preserve"> Health-check and successful request logs were 60% of volume.</w:t>
+      </w:r>
+    </w:p>
+    <w:p>
+      <w:r>
+        <w:rPr/>
+      </w:r>
+      <w:r>
+        <w:rPr>
+          <w:b/>
+        </w:rPr>
+        <w:t>Say it like this:</w:t>
+      </w:r>
+      <w:r>
+        <w:rPr/>
+        <w:t xml:space="preserve"> "Count with metrics, investigate with logs, and keep only the logs that answer real questions."</w:t>
+      </w:r>
+    </w:p>
+    <w:p>
+      <w:pPr>
+        <w:pBdr>
+          <w:bottom w:val="single" w:sz="6" w:space="1" w:color="BFC7D5"/>
+        </w:pBdr>
+      </w:pPr>
+    </w:p>
+    <w:p>
+      <w:pPr>
+        <w:pStyle w:val="Heading2"/>
+        <w:pBdr>
+          <w:bottom w:val="single" w:sz="6" w:space="1" w:color="BFC7D5"/>
+        </w:pBdr>
+      </w:pPr>
+      <w:r>
+        <w:rPr/>
+        <w:t>🎯 From Your Resume</w:t>
+      </w:r>
+    </w:p>
+    <w:p>
+      <w:pPr>
+        <w:keepNext/>
+        <w:spacing w:before="200"/>
+      </w:pPr>
+      <w:r>
+        <w:rPr>
+          <w:color w:val="1F3A5F"/>
+          <w:sz w:val="24"/>
+        </w:rPr>
+      </w:r>
+      <w:r>
+        <w:rPr>
+          <w:b/>
+          <w:color w:val="1F3A5F"/>
+          <w:sz w:val="24"/>
+        </w:rPr>
+        <w:t>Q38. "Which Grafana dashboards and alerts did you set up?"</w:t>
+      </w:r>
+      <w:r>
+        <w:rPr>
+          <w:color w:val="1F3A5F"/>
+          <w:sz w:val="24"/>
+        </w:rPr>
+      </w:r>
+    </w:p>
+    <w:p>
+      <w:r>
+        <w:rPr/>
+      </w:r>
+      <w:r>
+        <w:rPr>
+          <w:b/>
+        </w:rPr>
+        <w:t>Short answer:</w:t>
+      </w:r>
+      <w:r>
+        <w:rPr/>
+        <w:t xml:space="preserve"> Name real ones: for LiveKit, CPU, bandwidth and participants per node, packet loss and room counts; for the pipeline, queue age, job failure rate and per-stage latency. [Use your real ones.]</w:t>
+      </w:r>
+    </w:p>
+    <w:p>
+      <w:r>
+        <w:rPr/>
+      </w:r>
+      <w:r>
+        <w:rPr>
+          <w:b/>
+        </w:rPr>
+        <w:t>Explanation:</w:t>
+      </w:r>
+      <w:r>
+        <w:rPr/>
+        <w:t xml:space="preserve"> Explain what each alert triggers and what someone does when it fires.</w:t>
+      </w:r>
+    </w:p>
+    <w:p>
+      <w:r>
+        <w:rPr/>
+      </w:r>
+      <w:r>
+        <w:rPr>
+          <w:b/>
+        </w:rPr>
+        <w:t>Example:</w:t>
+      </w:r>
+      <w:r>
+        <w:rPr/>
+        <w:t xml:space="preserve"> "Alert: LiveKit node CPU above 80% for 5 minutes → scale out; queue age above 10 minutes → page."</w:t>
+      </w:r>
+    </w:p>
+    <w:p>
+      <w:r>
+        <w:rPr/>
+      </w:r>
+      <w:r>
+        <w:rPr>
+          <w:b/>
+        </w:rPr>
+        <w:t>Say it like this:</w:t>
+      </w:r>
+      <w:r>
+        <w:rPr/>
+        <w:t xml:space="preserve"> "Each dashboard answered one question, like 'are calls healthy?' or 'is scoring keeping up?', and every alert had a runbook step attached."</w:t>
+      </w:r>
+    </w:p>
+    <w:p>
+      <w:pPr>
+        <w:pBdr>
+          <w:bottom w:val="single" w:sz="6" w:space="1" w:color="BFC7D5"/>
+        </w:pBdr>
+      </w:pPr>
+    </w:p>
+    <w:p>
+      <w:pPr>
+        <w:keepNext/>
+        <w:spacing w:before="200"/>
+      </w:pPr>
+      <w:r>
+        <w:rPr>
+          <w:color w:val="1F3A5F"/>
+          <w:sz w:val="24"/>
+        </w:rPr>
+      </w:r>
+      <w:r>
+        <w:rPr>
+          <w:b/>
+          <w:color w:val="1F3A5F"/>
+          <w:sz w:val="24"/>
+        </w:rPr>
+        <w:t>Q39. "How did you measure the 45-second average latency of the scoring pipeline?"</w:t>
       </w:r>
       <w:r>
         <w:rPr>
